--- a/assets/docs/lop1/Toan - Lop 1.docx
+++ b/assets/docs/lop1/Toan - Lop 1.docx
@@ -1792,6 +1792,19 @@
               <w:t>Năng lực số 1.1 CB1b: HS quan sát hình động và đặt đúng dấu lớn hơn, bé hơn, bằng nhau giữa hai số</w:t>
             </w:r>
           </w:p>
+          <w:p>
+            <w:pPr>
+              <w:spacing w:after="0"/>
+            </w:pPr>
+            <w:r>
+              <w:rPr>
+                <w:b w:val="0"/>
+                <w:i w:val="0"/>
+                <w:sz w:val="18"/>
+              </w:rPr>
+              <w:t>STEM: Dụng cụ so sánh số (Toán – Mĩ thuật) — dạy thay cho tiết này.</w:t>
+            </w:r>
+          </w:p>
         </w:tc>
         <w:tc>
           <w:tcPr>
@@ -1907,6 +1920,19 @@
               <w:t>Năng lực số 1.1 CB1b: HS quan sát hình động và đặt đúng dấu lớn hơn, bé hơn, bằng nhau giữa hai số</w:t>
             </w:r>
           </w:p>
+          <w:p>
+            <w:pPr>
+              <w:spacing w:after="0"/>
+            </w:pPr>
+            <w:r>
+              <w:rPr>
+                <w:b w:val="0"/>
+                <w:i w:val="0"/>
+                <w:sz w:val="18"/>
+              </w:rPr>
+              <w:t>STEM: Dụng cụ so sánh số (Toán – Mĩ thuật) — dạy thay cho tiết này.</w:t>
+            </w:r>
+          </w:p>
         </w:tc>
         <w:tc>
           <w:tcPr>
@@ -2716,6 +2742,19 @@
               <w:t>Năng lực số 1.1 CB1b: HS làm theo từng bước trong video hướng dẫn và hoàn thành sản phẩm của nhóm</w:t>
             </w:r>
           </w:p>
+          <w:p>
+            <w:pPr>
+              <w:spacing w:after="0"/>
+            </w:pPr>
+            <w:r>
+              <w:rPr>
+                <w:b w:val="0"/>
+                <w:i w:val="0"/>
+                <w:sz w:val="18"/>
+              </w:rPr>
+              <w:t>STEM: Thực hành cùng thẻ học Toán (Toán – Mĩ thuật) — dạy thay cho tiết này.</w:t>
+            </w:r>
+          </w:p>
         </w:tc>
         <w:tc>
           <w:tcPr>
@@ -2831,6 +2870,19 @@
               <w:t>Năng lực số 1.1 CB1b: HS làm theo từng bước trong video hướng dẫn và hoàn thành sản phẩm của nhóm</w:t>
             </w:r>
           </w:p>
+          <w:p>
+            <w:pPr>
+              <w:spacing w:after="0"/>
+            </w:pPr>
+            <w:r>
+              <w:rPr>
+                <w:b w:val="0"/>
+                <w:i w:val="0"/>
+                <w:sz w:val="18"/>
+              </w:rPr>
+              <w:t>STEM: Thực hành cùng thẻ học Toán (Toán – Mĩ thuật) — dạy thay cho tiết này.</w:t>
+            </w:r>
+          </w:p>
         </w:tc>
         <w:tc>
           <w:tcPr>
@@ -3179,6 +3231,19 @@
               <w:t>Tích hợp AI - 1.C1.2: Hiểu camera là “mắt” giúp thiết bị/robot thu nhận hình ảnh; AI có thể xử lí hình ảnh để nhận diện các mảnh ghép khi thực hiện nhiệm vụ xếp hình; Năng lực số 1.1 CB1b: HS làm theo từng bước trong video hướng dẫn và hoàn thành sản phẩm của nhóm</w:t>
             </w:r>
           </w:p>
+          <w:p>
+            <w:pPr>
+              <w:spacing w:after="0"/>
+            </w:pPr>
+            <w:r>
+              <w:rPr>
+                <w:b w:val="0"/>
+                <w:i w:val="0"/>
+                <w:sz w:val="18"/>
+              </w:rPr>
+              <w:t>STEM: Thực hành trang trí lớp học bằng các hình hình học (Toán – Mĩ thuật) — dạy thay cho tiết này.</w:t>
+            </w:r>
+          </w:p>
         </w:tc>
         <w:tc>
           <w:tcPr>
@@ -3294,6 +3359,19 @@
               <w:t>Tích hợp AI - 1.C1.2: Hiểu camera là “mắt” giúp thiết bị/robot thu nhận hình ảnh; AI có thể xử lí hình ảnh để nhận diện các mảnh ghép khi thực hiện nhiệm vụ xếp hình; Năng lực số 1.1 CB1b: HS làm theo từng bước trong video hướng dẫn và hoàn thành sản phẩm của nhóm</w:t>
             </w:r>
           </w:p>
+          <w:p>
+            <w:pPr>
+              <w:spacing w:after="0"/>
+            </w:pPr>
+            <w:r>
+              <w:rPr>
+                <w:b w:val="0"/>
+                <w:i w:val="0"/>
+                <w:sz w:val="18"/>
+              </w:rPr>
+              <w:t>STEM: Thực hành trang trí lớp học bằng các hình hình học (Toán – Mĩ thuật) — dạy thay cho tiết này.</w:t>
+            </w:r>
+          </w:p>
         </w:tc>
         <w:tc>
           <w:tcPr>
@@ -5155,6 +5233,19 @@
               <w:t>Năng lực số 1.1 CB1b: HS làm theo từng bước trong video hướng dẫn và hoàn thành sản phẩm của nhóm</w:t>
             </w:r>
           </w:p>
+          <w:p>
+            <w:pPr>
+              <w:spacing w:after="0"/>
+            </w:pPr>
+            <w:r>
+              <w:rPr>
+                <w:b w:val="0"/>
+                <w:i w:val="0"/>
+                <w:sz w:val="18"/>
+              </w:rPr>
+              <w:t>STEM: Dụng cụ tính cộng, tính trừ (Toán – Mĩ thuật) — dạy thay cho tiết này.</w:t>
+            </w:r>
+          </w:p>
         </w:tc>
         <w:tc>
           <w:tcPr>
@@ -5270,6 +5361,19 @@
               <w:t>Năng lực số 1.1 CB1b: HS làm theo từng bước trong video hướng dẫn và hoàn thành sản phẩm của nhóm</w:t>
             </w:r>
           </w:p>
+          <w:p>
+            <w:pPr>
+              <w:spacing w:after="0"/>
+            </w:pPr>
+            <w:r>
+              <w:rPr>
+                <w:b w:val="0"/>
+                <w:i w:val="0"/>
+                <w:sz w:val="18"/>
+              </w:rPr>
+              <w:t>STEM: Dụng cụ tính cộng, tính trừ (Toán – Mĩ thuật) — dạy thay cho tiết này.</w:t>
+            </w:r>
+          </w:p>
         </w:tc>
         <w:tc>
           <w:tcPr>
@@ -5385,6 +5489,19 @@
               <w:t>Năng lực số 1.1 CB1b: HS làm theo từng bước trong video hướng dẫn và hoàn thành sản phẩm của nhóm</w:t>
             </w:r>
           </w:p>
+          <w:p>
+            <w:pPr>
+              <w:spacing w:after="0"/>
+            </w:pPr>
+            <w:r>
+              <w:rPr>
+                <w:b w:val="0"/>
+                <w:i w:val="0"/>
+                <w:sz w:val="18"/>
+              </w:rPr>
+              <w:t>STEM: Thực hành tính nhẩm (Toán – Mĩ thuật) — dạy thay cho tiết này.</w:t>
+            </w:r>
+          </w:p>
         </w:tc>
         <w:tc>
           <w:tcPr>
@@ -5500,6 +5617,19 @@
                 <w:sz w:val="18"/>
               </w:rPr>
               <w:t>Năng lực số 1.1 CB1b: HS làm theo từng bước trong video hướng dẫn và hoàn thành sản phẩm của nhóm</w:t>
+            </w:r>
+          </w:p>
+          <w:p>
+            <w:pPr>
+              <w:spacing w:after="0"/>
+            </w:pPr>
+            <w:r>
+              <w:rPr>
+                <w:b w:val="0"/>
+                <w:i w:val="0"/>
+                <w:sz w:val="18"/>
+              </w:rPr>
+              <w:t>STEM: Thực hành tính nhẩm (Toán – Mĩ thuật) — dạy thay cho tiết này.</w:t>
             </w:r>
           </w:p>
         </w:tc>
@@ -10481,6 +10611,19 @@
               <w:t>Năng lực số 1.1 CB1b: HS làm theo từng bước trong video hướng dẫn và hoàn thành sản phẩm của nhóm</w:t>
             </w:r>
           </w:p>
+          <w:p>
+            <w:pPr>
+              <w:spacing w:after="0"/>
+            </w:pPr>
+            <w:r>
+              <w:rPr>
+                <w:b w:val="0"/>
+                <w:i w:val="0"/>
+                <w:sz w:val="18"/>
+              </w:rPr>
+              <w:t>STEM: Mô hình tính hàng dọc (Toán – Mĩ thuật) — dạy thay cho tiết này.</w:t>
+            </w:r>
+          </w:p>
         </w:tc>
         <w:tc>
           <w:tcPr>
@@ -10596,6 +10739,19 @@
               <w:t>Năng lực số 1.1 CB1b: HS làm theo từng bước trong video hướng dẫn và hoàn thành sản phẩm của nhóm</w:t>
             </w:r>
           </w:p>
+          <w:p>
+            <w:pPr>
+              <w:spacing w:after="0"/>
+            </w:pPr>
+            <w:r>
+              <w:rPr>
+                <w:b w:val="0"/>
+                <w:i w:val="0"/>
+                <w:sz w:val="18"/>
+              </w:rPr>
+              <w:t>STEM: Mô hình tính hàng dọc (Toán – Mĩ thuật) — dạy thay cho tiết này.</w:t>
+            </w:r>
+          </w:p>
         </w:tc>
         <w:tc>
           <w:tcPr>
@@ -10954,6 +11110,19 @@
                 <w:i w:val="0"/>
                 <w:sz w:val="18"/>
               </w:rPr>
+              <w:t>STEM: Đồng hồ tiện ích (Toán – Mĩ thuật) — dạy thay cho tiết này.</w:t>
+            </w:r>
+          </w:p>
+          <w:p>
+            <w:pPr>
+              <w:spacing w:after="0"/>
+            </w:pPr>
+            <w:r>
+              <w:rPr>
+                <w:b w:val="0"/>
+                <w:i w:val="0"/>
+                <w:sz w:val="18"/>
+              </w:rPr>
               <w:t>KNS: KN quản lí thời gian: xem giờ, sắp xếp công việc trong ngày.</w:t>
             </w:r>
           </w:p>
@@ -11070,6 +11239,19 @@
                 <w:sz w:val="18"/>
               </w:rPr>
               <w:t>Năng lực số 1.1 CB1b: HS làm theo từng bước trong video hướng dẫn và hoàn thành sản phẩm của nhóm</w:t>
+            </w:r>
+          </w:p>
+          <w:p>
+            <w:pPr>
+              <w:spacing w:after="0"/>
+            </w:pPr>
+            <w:r>
+              <w:rPr>
+                <w:b w:val="0"/>
+                <w:i w:val="0"/>
+                <w:sz w:val="18"/>
+              </w:rPr>
+              <w:t>STEM: Đồng hồ tiện ích (Toán – Mĩ thuật) — dạy thay cho tiết này.</w:t>
             </w:r>
           </w:p>
         </w:tc>
